--- a/templates/şablonlar/6- Makine Tezgahlar/FR7.2.84 Yıkama Makinesi Muayene ve Ölçüm Raporu-1.docx
+++ b/templates/şablonlar/6- Makine Tezgahlar/FR7.2.84 Yıkama Makinesi Muayene ve Ölçüm Raporu-1.docx
@@ -5092,6 +5092,145 @@
             </w:rPr>
             <w:t>.2025</w:t>
           </w:r>
+        </w:p>
+      </w:tc>
+    </w:tr>
+    <w:tr>
+      <w:tc>
+        <w:tcPr>
+          <w:tcW w:w="1255" w:type="dxa"/>
+          <w:tcBorders>
+            <w:top w:val="nil"/>
+            <w:bottom w:val="single" w:sz="4" w:space="0" w:color="auto"/>
+            <w:right w:val="nil"/>
+          </w:tcBorders>
+          <w:shd w:val="clear" w:color="auto" w:fill="auto"/>
+        </w:tcPr>
+        <w:p>
+          <w:pPr>
+            <w:rPr>
+              <w:rFonts w:asciiTheme="minorHAnsi" w:hAnsiTheme="minorHAnsi" w:cs="Tahoma"/>
+              <w:b/>
+              <w:sz w:val="16"/>
+              <w:szCs w:val="16"/>
+              <w:lang w:val="es-ES"/>
+            </w:rPr>
+          </w:pPr>
+          <w:r>
+            <w:rPr>
+              <w:rFonts w:asciiTheme="minorHAnsi" w:hAnsiTheme="minorHAnsi" w:cs="Tahoma"/>
+              <w:b/>
+              <w:sz w:val="16"/>
+              <w:szCs w:val="16"/>
+              <w:lang w:val="es-ES"/>
+            </w:rPr>
+            <w:t>SGK Sicil No :</w:t>
+          </w:r>
+        </w:p>
+      </w:tc>
+      <w:tc>
+        <w:tcPr>
+          <w:tcW w:w="5875" w:type="dxa"/>
+          <w:tcBorders>
+            <w:top w:val="nil"/>
+            <w:left w:val="nil"/>
+            <w:bottom w:val="single" w:sz="4" w:space="0" w:color="auto"/>
+            <w:right w:val="nil"/>
+          </w:tcBorders>
+        </w:tcPr>
+        <w:p>
+          <w:pPr>
+            <w:rPr>
+              <w:rFonts w:asciiTheme="minorHAnsi" w:hAnsiTheme="minorHAnsi" w:cs="Tahoma"/>
+              <w:sz w:val="16"/>
+              <w:szCs w:val="16"/>
+            </w:rPr>
+          </w:pPr>
+        </w:p>
+      </w:tc>
+      <w:tc>
+        <w:tcPr>
+          <w:tcW w:w="1726" w:type="dxa"/>
+          <w:tcBorders>
+            <w:left w:val="nil"/>
+            <w:right w:val="nil"/>
+          </w:tcBorders>
+          <w:shd w:val="clear" w:color="auto" w:fill="auto"/>
+        </w:tcPr>
+        <w:p>
+          <w:pPr>
+            <w:rPr>
+              <w:rFonts w:asciiTheme="minorHAnsi" w:hAnsiTheme="minorHAnsi" w:cs="Tahoma"/>
+              <w:b/>
+              <w:sz w:val="16"/>
+              <w:szCs w:val="16"/>
+              <w:lang w:val="es-ES"/>
+            </w:rPr>
+          </w:pPr>
+          <w:proofErr w:type="spellStart"/>
+          <w:r>
+            <w:rPr>
+              <w:rFonts w:asciiTheme="minorHAnsi" w:hAnsiTheme="minorHAnsi" w:cs="Tahoma"/>
+              <w:b/>
+              <w:bCs/>
+              <w:sz w:val="16"/>
+              <w:szCs w:val="16"/>
+            </w:rPr>
+            <w:t>Sözlesme</w:t>
+          </w:r>
+          <w:proofErr w:type="spellEnd"/>
+          <w:r>
+            <w:rPr>
+              <w:rFonts w:asciiTheme="minorHAnsi" w:hAnsiTheme="minorHAnsi" w:cs="Tahoma"/>
+              <w:b/>
+              <w:bCs/>
+              <w:sz w:val="16"/>
+              <w:szCs w:val="16"/>
+            </w:rPr>
+            <w:t xml:space="preserve"> ID</w:t>
+          </w:r>
+          <w:r>
+            <w:rPr>
+              <w:rFonts w:asciiTheme="minorHAnsi" w:hAnsiTheme="minorHAnsi" w:cs="Tahoma"/>
+              <w:b/>
+              <w:bCs/>
+              <w:sz w:val="16"/>
+              <w:szCs w:val="16"/>
+            </w:rPr>
+            <w:t xml:space="preserve">               </w:t>
+          </w:r>
+          <w:proofErr w:type="gramStart"/>
+          <w:r>
+            <w:rPr>
+              <w:rFonts w:asciiTheme="minorHAnsi" w:hAnsiTheme="minorHAnsi" w:cs="Tahoma"/>
+              <w:b/>
+              <w:bCs/>
+              <w:sz w:val="16"/>
+              <w:szCs w:val="16"/>
+            </w:rPr>
+            <w:t xml:space="preserve">  :</w:t>
+          </w:r>
+          <w:proofErr w:type="gramEnd"/>
+        </w:p>
+      </w:tc>
+      <w:tc>
+        <w:tcPr>
+          <w:tcW w:w="1918" w:type="dxa"/>
+          <w:tcBorders>
+            <w:top w:val="nil"/>
+            <w:left w:val="nil"/>
+            <w:bottom w:val="single" w:sz="4" w:space="0" w:color="auto"/>
+          </w:tcBorders>
+        </w:tcPr>
+        <w:p>
+          <w:pPr>
+            <w:rPr>
+              <w:rFonts w:asciiTheme="minorHAnsi" w:hAnsiTheme="minorHAnsi" w:cs="Tahoma"/>
+              <w:color w:val="000000" w:themeColor="text1"/>
+              <w:sz w:val="16"/>
+              <w:szCs w:val="16"/>
+            </w:rPr>
+          </w:pPr>
         </w:p>
       </w:tc>
     </w:tr>

--- a/templates/şablonlar/6- Makine Tezgahlar/FR7.2.84 Yıkama Makinesi Muayene ve Ölçüm Raporu-1.docx
+++ b/templates/şablonlar/6- Makine Tezgahlar/FR7.2.84 Yıkama Makinesi Muayene ve Ölçüm Raporu-1.docx
@@ -4251,7 +4251,7 @@
               <w:sz w:val="16"/>
               <w:szCs w:val="18"/>
             </w:rPr>
-            <w:t>Fetih Mahallesi Aslanlı Kışla Cadddesi No:144S/1</w:t>
+            <w:t>Akabe Mahallesi Aslanlı Kışla Cadddesi No:144S/1</w:t>
           </w:r>
           <w:r>
             <w:rPr>
